--- a/watch-output/身心生活/2026-10-20_Instagram_目標加期限加計畫加紀律-Jacob-Yapping__DefvELKztAm/2026-10-20_Instagram_目標加期限加計畫加紀律-Jacob-Ya__DefvELKztAm_report.docx
+++ b/watch-output/身心生活/2026-10-20_Instagram_目標加期限加計畫加紀律-Jacob-Yapping__DefvELKztAm/2026-10-20_Instagram_目標加期限加計畫加紀律-Jacob-Ya__DefvELKztAm_report.docx
@@ -98,7 +98,7 @@
           <w:rFonts w:ascii="Microsoft JhengHei" w:hAnsi="Microsoft JhengHei" w:eastAsia="Microsoft JhengHei"/>
           <w:sz w:val="21"/>
         </w:rPr>
-        <w:t xml:space="preserve"> #目標 #期限 #計畫 #紀律 #策略 #自我激勵 #講者主張</w:t>
+        <w:t xml:space="preserve"> #目標 #期限 #計畫 #紀律 #策略 #自我激勵 #講者主張 #自律</w:t>
       </w:r>
     </w:p>
     <w:p>
